--- a/AssetTraining/ManageGuide/docs/261027 公开竞价成交确认单2026年模版.docx
+++ b/AssetTraining/ManageGuide/docs/261027 公开竞价成交确认单2026年模版.docx
@@ -2309,7 +2309,7 @@
           <w:sz w:val="19"/>
           <w:szCs w:val="19"/>
         </w:rPr>
-        <w:t xml:space="preserve">★ 本确认单作为残值入账、资产移交及处置卷宗归档的依据，应与废旧商品收购单、现场移交出门单配套使用。</w:t>
+        <w:t xml:space="preserve">★ 本确认单作为残值入账、资产移交及处置卷宗归档的依据，应与废旧商品收购单、物资出校申请表配套使用。</w:t>
       </w:r>
     </w:p>
     <w:sectPr>
